--- a/report/나만의_프로젝트_결과물_정리_완료.docx
+++ b/report/나만의_프로젝트_결과물_정리_완료.docx
@@ -121,7 +121,7 @@
           <w:b/>
           <w:bCs/>
         </w:rPr>
-        <w:t>성명: [학습자 성명]         소속/팀: [소속/팀]         작성일: 2026-07-07</w:t>
+        <w:t>성명: 김수현         소속/팀: 이데일리/개발팀         작성일: 2026-07-07</w:t>
       </w:r>
     </w:p>
     <w:p ns2:paraId="6391D017" ns2:textId="77777777">
@@ -189,7 +189,7 @@
         <w:spacing w:before="60" w:after="200"/>
       </w:pPr>
       <w:r>
-        <w:t>Luminous Scheduler</w:t>
+        <w:t>홈쇼핑 스케쥴러</w:t>
       </w:r>
     </w:p>
     <w:p ns2:paraId="6391D01B" ns2:textId="77777777">
@@ -753,7 +753,7 @@
         <w:spacing w:before="60" w:after="200"/>
       </w:pPr>
       <w:r>
-        <w:t>Continue.dev (Claude 3.5 Sonnet / Gemini API 연동)</w:t>
+        <w:t>Codex and Antigravity IDE</w:t>
       </w:r>
     </w:p>
     <w:p ns2:paraId="6391D028" ns2:textId="77777777">
@@ -943,24 +943,569 @@
           <w:b/>
           <w:bCs/>
         </w:rPr>
+        <w:t>scheduler-rules.md</w:t>
+      </w:r>
+    </w:p>
+    <w:p ns2:paraId="6391D02B" ns2:textId="77777777">
+      <w:pPr>
+        <w:pBdr>
+          <w:bottom w:val="single" w:sz="4" w:space="4" w:color="999999"/>
+        </w:pBdr>
+        <w:spacing w:before="60" w:after="200"/>
+      </w:pPr>
+      <w:r>
+        <w:t xml:space="preserve"> </w:t>
+      </w:r>
+    </w:p>
+    <w:p ns2:paraId="6391D02C" ns2:textId="77777777">
+      <w:pPr>
+        <w:spacing w:before="200" w:after="40"/>
+      </w:pPr>
+      <w:r>
+        <w:rPr>
+          <w:b/>
+          <w:bCs/>
+        </w:rPr>
+        <w:t>1) Cloudflare Pages Functions 환경에 맞춘 서버리스 백엔드 API 작성 표준 준수</w:t>
+      </w:r>
+    </w:p>
+    <w:p ns2:paraId="6391D02D" ns2:textId="77777777">
+      <w:pPr>
+        <w:pBdr>
+          <w:bottom w:val="single" w:sz="4" w:space="4" w:color="999999"/>
+        </w:pBdr>
+        <w:spacing w:before="60" w:after="200"/>
+      </w:pPr>
+      <w:r>
+        <w:t>2) D1 데이터베이스 쿼리 및 Google API 연동 에러 처리 가이드라인 정의</w:t>
+      </w:r>
+    </w:p>
+    <w:p ns2:paraId="6391D02E" ns2:textId="77777777">
+      <w:pPr>
+        <w:pBdr>
+          <w:bottom w:val="single" w:sz="4" w:space="4" w:color="999999"/>
+        </w:pBdr>
+        <w:spacing w:before="60" w:after="200"/>
+      </w:pPr>
+      <w:r>
+        <w:t>3) 코랄(Coral) 톤 디자인 테마와 Tailwind CSS 컴포넌트 스타일 유지 규칙 설정</w:t>
+      </w:r>
+    </w:p>
+    <w:p ns2:paraId="6391D02F" ns2:textId="77777777">
+      <w:pPr>
+        <w:pBdr>
+          <w:bottom w:val="single" w:sz="4" w:space="4" w:color="999999"/>
+        </w:pBdr>
+        <w:spacing w:before="60" w:after="200"/>
+      </w:pPr>
+      <w:r>
+        <w:t xml:space="preserve"> </w:t>
+      </w:r>
+    </w:p>
+    <w:p ns2:paraId="6391D030" ns2:textId="77777777">
+      <w:pPr>
+        <w:spacing w:before="200" w:after="40"/>
+      </w:pPr>
+      <w:r>
+        <w:rPr>
+          <w:b/>
+          <w:bCs/>
+        </w:rPr>
+        <w:t>- 적용 전: 일반적인 Node.js/Express 코드나 테마에 맞지 않는 UI 컴포넌트가 제안되어 수동 수정 발생</w:t>
+      </w:r>
+    </w:p>
+    <w:p ns2:paraId="6391D031" ns2:textId="77777777">
+      <w:pPr>
+        <w:pBdr>
+          <w:bottom w:val="single" w:sz="4" w:space="4" w:color="999999"/>
+        </w:pBdr>
+        <w:spacing w:before="60" w:after="200"/>
+      </w:pPr>
+      <w:r>
+        <w:t>- 적용 후: D1 바인딩 및 코랄 스타일 코드가 즉시 생성되어 개발 효율성 대폭 향상</w:t>
+      </w:r>
+    </w:p>
+    <w:p ns2:paraId="6391D032" ns2:textId="77777777">
+      <w:pPr>
+        <w:pBdr>
+          <w:bottom w:val="single" w:sz="4" w:space="4" w:color="999999"/>
+        </w:pBdr>
+        <w:spacing w:before="60" w:after="200"/>
+      </w:pPr>
+      <w:r>
+        <w:t xml:space="preserve"> </w:t>
+      </w:r>
+    </w:p>
+    <w:p ns2:paraId="6391D034" ns2:textId="77777777">
+      <w:pPr>
+        <w:pStyle w:val="2"/>
+        <w:pBdr>
+          <w:bottom w:val="single" w:sz="8" w:space="4" w:color="2E75B6"/>
+        </w:pBdr>
+      </w:pPr>
+      <w:r>
+        <w:t xml:space="preserve">4. </w:t>
+      </w:r>
+      <w:r>
+        <w:t>전역</w:t>
+      </w:r>
+      <w:r>
+        <w:t xml:space="preserve">(Global) Rule (Copilot </w:t>
+      </w:r>
+      <w:r>
+        <w:t>명칭</w:t>
+      </w:r>
+      <w:r>
+        <w:t>: Personal Custom Instructions)</w:t>
+      </w:r>
+    </w:p>
+    <w:p ns2:paraId="6391D035" ns2:textId="77777777">
+      <w:pPr>
+        <w:spacing w:after="40"/>
+      </w:pPr>
+      <w:r>
+        <w:rPr>
+          <w:i/>
+          <w:iCs/>
+          <w:color w:val="666666"/>
+          <w:sz w:val="18"/>
+          <w:szCs w:val="18"/>
+        </w:rPr>
+        <w:t xml:space="preserve">~/.continue/rules/ </w:t>
+      </w:r>
+      <w:r>
+        <w:rPr>
+          <w:i/>
+          <w:iCs/>
+          <w:color w:val="666666"/>
+          <w:sz w:val="18"/>
+          <w:szCs w:val="18"/>
+        </w:rPr>
+        <w:t>에</w:t>
+      </w:r>
+      <w:r>
+        <w:rPr>
+          <w:i/>
+          <w:iCs/>
+          <w:color w:val="666666"/>
+          <w:sz w:val="18"/>
+          <w:szCs w:val="18"/>
+        </w:rPr>
+        <w:t xml:space="preserve"> </w:t>
+      </w:r>
+      <w:r>
+        <w:rPr>
+          <w:i/>
+          <w:iCs/>
+          <w:color w:val="666666"/>
+          <w:sz w:val="18"/>
+          <w:szCs w:val="18"/>
+        </w:rPr>
         <w:t>만든</w:t>
       </w:r>
       <w:r>
         <w:rPr>
-          <w:b/>
-          <w:bCs/>
-        </w:rPr>
-        <w:t xml:space="preserve"> Rule </w:t>
-      </w:r>
-      <w:r>
-        <w:rPr>
-          <w:b/>
-          <w:bCs/>
+          <w:i/>
+          <w:iCs/>
+          <w:color w:val="666666"/>
+          <w:sz w:val="18"/>
+          <w:szCs w:val="18"/>
+        </w:rPr>
+        <w:t xml:space="preserve">, </w:t>
+      </w:r>
+      <w:r>
+        <w:rPr>
+          <w:i/>
+          <w:iCs/>
+          <w:color w:val="666666"/>
+          <w:sz w:val="18"/>
+          <w:szCs w:val="18"/>
+        </w:rPr>
+        <w:t>어떤</w:t>
+      </w:r>
+      <w:r>
+        <w:rPr>
+          <w:i/>
+          <w:iCs/>
+          <w:color w:val="666666"/>
+          <w:sz w:val="18"/>
+          <w:szCs w:val="18"/>
+        </w:rPr>
+        <w:t xml:space="preserve"> </w:t>
+      </w:r>
+      <w:r>
+        <w:rPr>
+          <w:i/>
+          <w:iCs/>
+          <w:color w:val="666666"/>
+          <w:sz w:val="18"/>
+          <w:szCs w:val="18"/>
+        </w:rPr>
+        <w:t>프로젝트를</w:t>
+      </w:r>
+      <w:r>
+        <w:rPr>
+          <w:i/>
+          <w:iCs/>
+          <w:color w:val="666666"/>
+          <w:sz w:val="18"/>
+          <w:szCs w:val="18"/>
+        </w:rPr>
+        <w:t xml:space="preserve"> </w:t>
+      </w:r>
+      <w:r>
+        <w:rPr>
+          <w:i/>
+          <w:iCs/>
+          <w:color w:val="666666"/>
+          <w:sz w:val="18"/>
+          <w:szCs w:val="18"/>
+        </w:rPr>
+        <w:t>열든</w:t>
+      </w:r>
+      <w:r>
+        <w:rPr>
+          <w:i/>
+          <w:iCs/>
+          <w:color w:val="666666"/>
+          <w:sz w:val="18"/>
+          <w:szCs w:val="18"/>
+        </w:rPr>
+        <w:t xml:space="preserve"> </w:t>
+      </w:r>
+      <w:r>
+        <w:rPr>
+          <w:i/>
+          <w:iCs/>
+          <w:color w:val="666666"/>
+          <w:sz w:val="18"/>
+          <w:szCs w:val="18"/>
+        </w:rPr>
+        <w:t>항상</w:t>
+      </w:r>
+      <w:r>
+        <w:rPr>
+          <w:i/>
+          <w:iCs/>
+          <w:color w:val="666666"/>
+          <w:sz w:val="18"/>
+          <w:szCs w:val="18"/>
+        </w:rPr>
+        <w:t xml:space="preserve"> </w:t>
+      </w:r>
+      <w:r>
+        <w:rPr>
+          <w:i/>
+          <w:iCs/>
+          <w:color w:val="666666"/>
+          <w:sz w:val="18"/>
+          <w:szCs w:val="18"/>
+        </w:rPr>
+        <w:t>적용되는</w:t>
+      </w:r>
+      <w:r>
+        <w:rPr>
+          <w:i/>
+          <w:iCs/>
+          <w:color w:val="666666"/>
+          <w:sz w:val="18"/>
+          <w:szCs w:val="18"/>
+        </w:rPr>
+        <w:t xml:space="preserve"> </w:t>
+      </w:r>
+      <w:r>
+        <w:rPr>
+          <w:i/>
+          <w:iCs/>
+          <w:color w:val="666666"/>
+          <w:sz w:val="18"/>
+          <w:szCs w:val="18"/>
+        </w:rPr>
+        <w:t>규칙</w:t>
+      </w:r>
+    </w:p>
+    <w:p ns2:paraId="6391D036" ns2:textId="77777777">
+      <w:pPr>
+        <w:spacing w:before="200" w:after="40"/>
+      </w:pPr>
+      <w:r>
+        <w:rPr>
+          <w:b/>
+          <w:bCs/>
+        </w:rPr>
+        <w:t>global-coding-standards.md</w:t>
+      </w:r>
+    </w:p>
+    <w:p ns2:paraId="6391D037" ns2:textId="77777777">
+      <w:pPr>
+        <w:pBdr>
+          <w:bottom w:val="single" w:sz="4" w:space="4" w:color="999999"/>
+        </w:pBdr>
+        <w:spacing w:before="60" w:after="200"/>
+      </w:pPr>
+      <w:r>
+        <w:t xml:space="preserve"> </w:t>
+      </w:r>
+    </w:p>
+    <w:p ns2:paraId="6391D038" ns2:textId="77777777">
+      <w:pPr>
+        <w:spacing w:before="200" w:after="40"/>
+      </w:pPr>
+      <w:r>
+        <w:rPr>
+          <w:b/>
+          <w:bCs/>
+        </w:rPr>
+        <w:t>1) 모든 핵심 비동기 로직에 에러 처리(try-catch) 필수화</w:t>
+      </w:r>
+    </w:p>
+    <w:p ns2:paraId="6391D039" ns2:textId="77777777">
+      <w:pPr>
+        <w:pBdr>
+          <w:bottom w:val="single" w:sz="4" w:space="4" w:color="999999"/>
+        </w:pBdr>
+        <w:spacing w:before="60" w:after="200"/>
+      </w:pPr>
+      <w:r>
+        <w:t>2) 직관적이고 친절한 한글 주석을 남기고, 의사결정 Rationale을 명시하도록 설정</w:t>
+      </w:r>
+    </w:p>
+    <w:p ns2:paraId="6391D03A" ns2:textId="77777777">
+      <w:pPr>
+        <w:pBdr>
+          <w:bottom w:val="single" w:sz="4" w:space="4" w:color="999999"/>
+        </w:pBdr>
+        <w:spacing w:before="60" w:after="200"/>
+      </w:pPr>
+      <w:r>
+        <w:t xml:space="preserve"> </w:t>
+      </w:r>
+    </w:p>
+    <w:p ns2:paraId="6391D03B" ns2:textId="77777777">
+      <w:pPr>
+        <w:pStyle w:val="2"/>
+        <w:pBdr>
+          <w:bottom w:val="single" w:sz="8" w:space="4" w:color="2E75B6"/>
+        </w:pBdr>
+      </w:pPr>
+      <w:r>
+        <w:t xml:space="preserve">5. invokable Prompt (Copilot </w:t>
+      </w:r>
+      <w:r>
+        <w:t>명칭</w:t>
+      </w:r>
+      <w:r>
+        <w:t>: Skills / Prompt files)</w:t>
+      </w:r>
+    </w:p>
+    <w:p ns2:paraId="6391D03C" ns2:textId="77777777">
+      <w:pPr>
+        <w:spacing w:after="40"/>
+      </w:pPr>
+      <w:r>
+        <w:rPr>
+          <w:i/>
+          <w:iCs/>
+          <w:color w:val="666666"/>
+          <w:sz w:val="18"/>
+          <w:szCs w:val="18"/>
+        </w:rPr>
+        <w:t>실습</w:t>
+      </w:r>
+      <w:r>
+        <w:rPr>
+          <w:i/>
+          <w:iCs/>
+          <w:color w:val="666666"/>
+          <w:sz w:val="18"/>
+          <w:szCs w:val="18"/>
+        </w:rPr>
+        <w:t xml:space="preserve"> 2</w:t>
+      </w:r>
+      <w:r>
+        <w:rPr>
+          <w:i/>
+          <w:iCs/>
+          <w:color w:val="666666"/>
+          <w:sz w:val="18"/>
+          <w:szCs w:val="18"/>
+        </w:rPr>
+        <w:t>에서</w:t>
+      </w:r>
+      <w:r>
+        <w:rPr>
+          <w:i/>
+          <w:iCs/>
+          <w:color w:val="666666"/>
+          <w:sz w:val="18"/>
+          <w:szCs w:val="18"/>
+        </w:rPr>
+        <w:t xml:space="preserve"> </w:t>
+      </w:r>
+      <w:r>
+        <w:rPr>
+          <w:i/>
+          <w:iCs/>
+          <w:color w:val="666666"/>
+          <w:sz w:val="18"/>
+          <w:szCs w:val="18"/>
+        </w:rPr>
+        <w:t>배운</w:t>
+      </w:r>
+      <w:r>
+        <w:rPr>
+          <w:i/>
+          <w:iCs/>
+          <w:color w:val="666666"/>
+          <w:sz w:val="18"/>
+          <w:szCs w:val="18"/>
+        </w:rPr>
+        <w:t xml:space="preserve"> .continue/prompts/ </w:t>
+      </w:r>
+      <w:r>
+        <w:rPr>
+          <w:i/>
+          <w:iCs/>
+          <w:color w:val="666666"/>
+          <w:sz w:val="18"/>
+          <w:szCs w:val="18"/>
+        </w:rPr>
+        <w:t>에</w:t>
+      </w:r>
+      <w:r>
+        <w:rPr>
+          <w:i/>
+          <w:iCs/>
+          <w:color w:val="666666"/>
+          <w:sz w:val="18"/>
+          <w:szCs w:val="18"/>
+        </w:rPr>
+        <w:t xml:space="preserve"> </w:t>
+      </w:r>
+      <w:r>
+        <w:rPr>
+          <w:i/>
+          <w:iCs/>
+          <w:color w:val="666666"/>
+          <w:sz w:val="18"/>
+          <w:szCs w:val="18"/>
+        </w:rPr>
+        <w:t>만든</w:t>
+      </w:r>
+      <w:r>
+        <w:rPr>
+          <w:i/>
+          <w:iCs/>
+          <w:color w:val="666666"/>
+          <w:sz w:val="18"/>
+          <w:szCs w:val="18"/>
+        </w:rPr>
+        <w:t>, /</w:t>
+      </w:r>
+      <w:r>
+        <w:rPr>
+          <w:i/>
+          <w:iCs/>
+          <w:color w:val="666666"/>
+          <w:sz w:val="18"/>
+          <w:szCs w:val="18"/>
         </w:rPr>
         <w:t>이름</w:t>
       </w:r>
-    </w:p>
-    <w:p ns2:paraId="6391D02B" ns2:textId="77777777">
+      <w:r>
+        <w:rPr>
+          <w:i/>
+          <w:iCs/>
+          <w:color w:val="666666"/>
+          <w:sz w:val="18"/>
+          <w:szCs w:val="18"/>
+        </w:rPr>
+        <w:t xml:space="preserve"> </w:t>
+      </w:r>
+      <w:r>
+        <w:rPr>
+          <w:i/>
+          <w:iCs/>
+          <w:color w:val="666666"/>
+          <w:sz w:val="18"/>
+          <w:szCs w:val="18"/>
+        </w:rPr>
+        <w:t>으로</w:t>
+      </w:r>
+      <w:r>
+        <w:rPr>
+          <w:i/>
+          <w:iCs/>
+          <w:color w:val="666666"/>
+          <w:sz w:val="18"/>
+          <w:szCs w:val="18"/>
+        </w:rPr>
+        <w:t xml:space="preserve"> </w:t>
+      </w:r>
+      <w:r>
+        <w:rPr>
+          <w:i/>
+          <w:iCs/>
+          <w:color w:val="666666"/>
+          <w:sz w:val="18"/>
+          <w:szCs w:val="18"/>
+        </w:rPr>
+        <w:t>호출하는</w:t>
+      </w:r>
+      <w:r>
+        <w:rPr>
+          <w:i/>
+          <w:iCs/>
+          <w:color w:val="666666"/>
+          <w:sz w:val="18"/>
+          <w:szCs w:val="18"/>
+        </w:rPr>
+        <w:t xml:space="preserve"> </w:t>
+      </w:r>
+      <w:r>
+        <w:rPr>
+          <w:i/>
+          <w:iCs/>
+          <w:color w:val="666666"/>
+          <w:sz w:val="18"/>
+          <w:szCs w:val="18"/>
+        </w:rPr>
+        <w:t>재사용</w:t>
+      </w:r>
+      <w:r>
+        <w:rPr>
+          <w:i/>
+          <w:iCs/>
+          <w:color w:val="666666"/>
+          <w:sz w:val="18"/>
+          <w:szCs w:val="18"/>
+        </w:rPr>
+        <w:t xml:space="preserve"> </w:t>
+      </w:r>
+      <w:r>
+        <w:rPr>
+          <w:i/>
+          <w:iCs/>
+          <w:color w:val="666666"/>
+          <w:sz w:val="18"/>
+          <w:szCs w:val="18"/>
+        </w:rPr>
+        <w:t>명령</w:t>
+      </w:r>
+    </w:p>
+    <w:p ns2:paraId="6391D03D" ns2:textId="77777777">
+      <w:pPr>
+        <w:spacing w:before="200" w:after="40"/>
+      </w:pPr>
+      <w:r>
+        <w:rPr>
+          <w:b/>
+          <w:bCs/>
+        </w:rPr>
+        <w:t>create-sync-handler.prompt</w:t>
+      </w:r>
+    </w:p>
+    <w:p ns2:paraId="6391D03E" ns2:textId="77777777">
       <w:pPr>
         <w:pBdr>
           <w:bottom w:val="single" w:sz="4" w:space="4" w:color="999999"/>
@@ -968,10 +1513,10 @@
         <w:spacing w:before="60" w:after="200"/>
       </w:pPr>
       <w:r>
-        <w:t>js-scheduler-rules.md</w:t>
-      </w:r>
-    </w:p>
-    <w:p ns2:paraId="6391D02C" ns2:textId="77777777">
+        <w:t xml:space="preserve"> </w:t>
+      </w:r>
+    </w:p>
+    <w:p ns2:paraId="6391D03F" ns2:textId="77777777">
       <w:pPr>
         <w:spacing w:before="200" w:after="40"/>
       </w:pPr>
@@ -980,87 +1525,10 @@
           <w:b/>
           <w:bCs/>
         </w:rPr>
-        <w:t>어떤</w:t>
-      </w:r>
-      <w:r>
-        <w:rPr>
-          <w:b/>
-          <w:bCs/>
-        </w:rPr>
-        <w:t xml:space="preserve"> </w:t>
-      </w:r>
-      <w:r>
-        <w:rPr>
-          <w:b/>
-          <w:bCs/>
-        </w:rPr>
-        <w:t>내용을</w:t>
-      </w:r>
-      <w:r>
-        <w:rPr>
-          <w:b/>
-          <w:bCs/>
-        </w:rPr>
-        <w:t xml:space="preserve"> </w:t>
-      </w:r>
-      <w:r>
-        <w:rPr>
-          <w:b/>
-          <w:bCs/>
-        </w:rPr>
-        <w:t>담았나요</w:t>
-      </w:r>
-      <w:r>
-        <w:rPr>
-          <w:b/>
-          <w:bCs/>
-        </w:rPr>
-        <w:t>? (</w:t>
-      </w:r>
-      <w:r>
-        <w:rPr>
-          <w:b/>
-          <w:bCs/>
-        </w:rPr>
-        <w:t>핵심</w:t>
-      </w:r>
-      <w:r>
-        <w:rPr>
-          <w:b/>
-          <w:bCs/>
-        </w:rPr>
-        <w:t xml:space="preserve"> </w:t>
-      </w:r>
-      <w:r>
-        <w:rPr>
-          <w:b/>
-          <w:bCs/>
-        </w:rPr>
-        <w:t>규칙</w:t>
-      </w:r>
-      <w:r>
-        <w:rPr>
-          <w:b/>
-          <w:bCs/>
-        </w:rPr>
-        <w:t xml:space="preserve"> </w:t>
-      </w:r>
-      <w:r>
-        <w:rPr>
-          <w:b/>
-          <w:bCs/>
-        </w:rPr>
-        <w:t>요약</w:t>
-      </w:r>
-      <w:r>
-        <w:rPr>
-          <w:b/>
-          <w:bCs/>
-        </w:rPr>
-        <w:t>)</w:t>
-      </w:r>
-    </w:p>
-    <w:p ns2:paraId="6391D02D" ns2:textId="77777777">
+        <w:t>새로운 스케줄 등록 시 D1 데이터 저장과 Google Sheets/Calendar API 연동 비동기 처리 코드를 빌드할 때 사용하며, API 호출 에러 핸들링 및 sync_failed 상태 로깅 코드를 자동 생성하기 위해 사용합니다.</w:t>
+      </w:r>
+    </w:p>
+    <w:p ns2:paraId="6391D040" ns2:textId="77777777">
       <w:pPr>
         <w:pBdr>
           <w:bottom w:val="single" w:sz="4" w:space="4" w:color="999999"/>
@@ -1068,10 +1536,10 @@
         <w:spacing w:before="60" w:after="200"/>
       </w:pPr>
       <w:r>
-        <w:t>1) Cloudflare Pages Functions 환경에 맞춘 서버리스 백엔드 API 작성 표준 준수</w:t>
-      </w:r>
-    </w:p>
-    <w:p ns2:paraId="6391D02E" ns2:textId="77777777">
+        <w:t xml:space="preserve"> </w:t>
+      </w:r>
+    </w:p>
+    <w:p ns2:paraId="6391D041" ns2:textId="77777777">
       <w:pPr>
         <w:pBdr>
           <w:bottom w:val="single" w:sz="4" w:space="4" w:color="999999"/>
@@ -1079,10 +1547,50 @@
         <w:spacing w:before="60" w:after="200"/>
       </w:pPr>
       <w:r>
-        <w:t>2) D1 데이터베이스 쿼리 및 Google API 연동 에러 처리 가이드라인 정의</w:t>
-      </w:r>
-    </w:p>
-    <w:p ns2:paraId="6391D02F" ns2:textId="77777777">
+        <w:t>docs/skill/create-sync-handler.prompt 파일 호출 (/create-sync-handler)</w:t>
+      </w:r>
+    </w:p>
+    <w:p ns2:paraId="6391D042" ns2:textId="77777777">
+      <w:pPr>
+        <w:spacing w:before="200" w:after="40"/>
+      </w:pPr>
+      <w:r>
+        <w:rPr>
+          <w:b/>
+          <w:bCs/>
+        </w:rPr>
+        <w:t>실제</w:t>
+      </w:r>
+      <w:r>
+        <w:rPr>
+          <w:b/>
+          <w:bCs/>
+        </w:rPr>
+        <w:t xml:space="preserve"> </w:t>
+      </w:r>
+      <w:r>
+        <w:rPr>
+          <w:b/>
+          <w:bCs/>
+        </w:rPr>
+        <w:t>호출</w:t>
+      </w:r>
+      <w:r>
+        <w:rPr>
+          <w:b/>
+          <w:bCs/>
+        </w:rPr>
+        <w:t xml:space="preserve"> </w:t>
+      </w:r>
+      <w:r>
+        <w:rPr>
+          <w:b/>
+          <w:bCs/>
+        </w:rPr>
+        <w:t>예시</w:t>
+      </w:r>
+    </w:p>
+    <w:p ns2:paraId="6391D043" ns2:textId="77777777">
       <w:pPr>
         <w:pBdr>
           <w:bottom w:val="single" w:sz="4" w:space="4" w:color="999999"/>
@@ -1090,10 +1598,47 @@
         <w:spacing w:before="60" w:after="200"/>
       </w:pPr>
       <w:r>
-        <w:t>3) 코랄(Coral) 톤 디자인 테마와 Tailwind CSS 컴포넌트 스타일 유지 규칙 설정</w:t>
-      </w:r>
-    </w:p>
-    <w:p ns2:paraId="6391D030" ns2:textId="77777777">
+        <w:t xml:space="preserve"> </w:t>
+      </w:r>
+    </w:p>
+    <w:p ns2:paraId="6391D044" ns2:textId="77777777">
+      <w:pPr>
+        <w:pBdr>
+          <w:bottom w:val="single" w:sz="4" w:space="4" w:color="999999"/>
+        </w:pBdr>
+        <w:spacing w:before="60" w:after="200"/>
+      </w:pPr>
+      <w:r>
+        <w:t>- 지정한 워크스페이스 규칙(scheduler-rules.md)을 참조하여 Cloudflare의 context.env.DB 바인딩 쿼리와 코랄 테마 UI를 일관성 있게 자동 생성함</w:t>
+      </w:r>
+    </w:p>
+    <w:p ns2:paraId="6391D045" ns2:textId="77777777">
+      <w:pPr>
+        <w:pStyle w:val="2"/>
+        <w:pBdr>
+          <w:bottom w:val="single" w:sz="8" w:space="4" w:color="2E75B6"/>
+        </w:pBdr>
+      </w:pPr>
+      <w:r>
+        <w:t xml:space="preserve">6. </w:t>
+      </w:r>
+      <w:r>
+        <w:t>실행</w:t>
+      </w:r>
+      <w:r>
+        <w:t xml:space="preserve"> </w:t>
+      </w:r>
+      <w:r>
+        <w:t>확인</w:t>
+      </w:r>
+      <w:r>
+        <w:t xml:space="preserve"> </w:t>
+      </w:r>
+      <w:r>
+        <w:t>결과</w:t>
+      </w:r>
+    </w:p>
+    <w:p ns2:paraId="6391D046" ns2:textId="77777777">
       <w:pPr>
         <w:spacing w:before="200" w:after="40"/>
       </w:pPr>
@@ -1102,80 +1647,10 @@
           <w:b/>
           <w:bCs/>
         </w:rPr>
-        <w:t xml:space="preserve">Rule </w:t>
-      </w:r>
-      <w:r>
-        <w:rPr>
-          <w:b/>
-          <w:bCs/>
-        </w:rPr>
-        <w:t>적용</w:t>
-      </w:r>
-      <w:r>
-        <w:rPr>
-          <w:b/>
-          <w:bCs/>
-        </w:rPr>
-        <w:t xml:space="preserve"> </w:t>
-      </w:r>
-      <w:r>
-        <w:rPr>
-          <w:b/>
-          <w:bCs/>
-        </w:rPr>
-        <w:t>전</w:t>
-      </w:r>
-      <w:r>
-        <w:rPr>
-          <w:b/>
-          <w:bCs/>
-        </w:rPr>
-        <w:t>/</w:t>
-      </w:r>
-      <w:r>
-        <w:rPr>
-          <w:b/>
-          <w:bCs/>
-        </w:rPr>
-        <w:t>후</w:t>
-      </w:r>
-      <w:r>
-        <w:rPr>
-          <w:b/>
-          <w:bCs/>
-        </w:rPr>
-        <w:t xml:space="preserve"> </w:t>
-      </w:r>
-      <w:r>
-        <w:rPr>
-          <w:b/>
-          <w:bCs/>
-        </w:rPr>
-        <w:t>무엇이</w:t>
-      </w:r>
-      <w:r>
-        <w:rPr>
-          <w:b/>
-          <w:bCs/>
-        </w:rPr>
-        <w:t xml:space="preserve"> </w:t>
-      </w:r>
-      <w:r>
-        <w:rPr>
-          <w:b/>
-          <w:bCs/>
-        </w:rPr>
-        <w:t>달라졌나요</w:t>
-      </w:r>
-      <w:r>
-        <w:rPr>
-          <w:b/>
-          <w:bCs/>
-        </w:rPr>
-        <w:t>?</w:t>
-      </w:r>
-    </w:p>
-    <w:p ns2:paraId="6391D031" ns2:textId="77777777">
+        <w:t>- docs/skill/create-sync-handler.prompt 스킬 파일 프롬프트 실행을 통해 D1 트랜잭션 후 Google 동기화 실패 시 에러 상태를 복구할 수 있는 예외 처리 코드 블록을 즉시 자동 구현함</w:t>
+      </w:r>
+    </w:p>
+    <w:p ns2:paraId="6391D047" ns2:textId="77777777">
       <w:pPr>
         <w:pBdr>
           <w:bottom w:val="single" w:sz="4" w:space="4" w:color="999999"/>
@@ -1183,10 +1658,10 @@
         <w:spacing w:before="60" w:after="200"/>
       </w:pPr>
       <w:r>
-        <w:t>- 적용 전: 일반적인 Node.js/Express 코드나 테마에 맞지 않는 UI 컴포넌트가 제안되어 수동 수정 발생</w:t>
-      </w:r>
-    </w:p>
-    <w:p ns2:paraId="6391D032" ns2:textId="77777777">
+        <w:t xml:space="preserve"> </w:t>
+      </w:r>
+    </w:p>
+    <w:p ns2:paraId="6391D048" ns2:textId="77777777">
       <w:pPr>
         <w:pBdr>
           <w:bottom w:val="single" w:sz="4" w:space="4" w:color="999999"/>
@@ -1194,198 +1669,10 @@
         <w:spacing w:before="60" w:after="200"/>
       </w:pPr>
       <w:r>
-        <w:t>- 적용 후: D1 바인딩 및 코랄 스타일 코드가 즉시 생성되어 개발 효율성 대폭 향상</w:t>
-      </w:r>
-    </w:p>
-    <w:p ns2:paraId="6391D034" ns2:textId="77777777">
-      <w:pPr>
-        <w:pStyle w:val="2"/>
-        <w:pBdr>
-          <w:bottom w:val="single" w:sz="8" w:space="4" w:color="2E75B6"/>
-        </w:pBdr>
-      </w:pPr>
-      <w:r>
-        <w:t xml:space="preserve">4. </w:t>
-      </w:r>
-      <w:r>
-        <w:t>전역</w:t>
-      </w:r>
-      <w:r>
-        <w:t xml:space="preserve">(Global) Rule (Copilot </w:t>
-      </w:r>
-      <w:r>
-        <w:t>명칭</w:t>
-      </w:r>
-      <w:r>
-        <w:t>: Personal Custom Instructions)</w:t>
-      </w:r>
-    </w:p>
-    <w:p ns2:paraId="6391D035" ns2:textId="77777777">
-      <w:pPr>
-        <w:spacing w:after="40"/>
-      </w:pPr>
-      <w:r>
-        <w:rPr>
-          <w:i/>
-          <w:iCs/>
-          <w:color w:val="666666"/>
-          <w:sz w:val="18"/>
-          <w:szCs w:val="18"/>
-        </w:rPr>
-        <w:t xml:space="preserve">~/.continue/rules/ </w:t>
-      </w:r>
-      <w:r>
-        <w:rPr>
-          <w:i/>
-          <w:iCs/>
-          <w:color w:val="666666"/>
-          <w:sz w:val="18"/>
-          <w:szCs w:val="18"/>
-        </w:rPr>
-        <w:t>에</w:t>
-      </w:r>
-      <w:r>
-        <w:rPr>
-          <w:i/>
-          <w:iCs/>
-          <w:color w:val="666666"/>
-          <w:sz w:val="18"/>
-          <w:szCs w:val="18"/>
-        </w:rPr>
-        <w:t xml:space="preserve"> </w:t>
-      </w:r>
-      <w:r>
-        <w:rPr>
-          <w:i/>
-          <w:iCs/>
-          <w:color w:val="666666"/>
-          <w:sz w:val="18"/>
-          <w:szCs w:val="18"/>
-        </w:rPr>
-        <w:t>만든</w:t>
-      </w:r>
-      <w:r>
-        <w:rPr>
-          <w:i/>
-          <w:iCs/>
-          <w:color w:val="666666"/>
-          <w:sz w:val="18"/>
-          <w:szCs w:val="18"/>
-        </w:rPr>
-        <w:t xml:space="preserve">, </w:t>
-      </w:r>
-      <w:r>
-        <w:rPr>
-          <w:i/>
-          <w:iCs/>
-          <w:color w:val="666666"/>
-          <w:sz w:val="18"/>
-          <w:szCs w:val="18"/>
-        </w:rPr>
-        <w:t>어떤</w:t>
-      </w:r>
-      <w:r>
-        <w:rPr>
-          <w:i/>
-          <w:iCs/>
-          <w:color w:val="666666"/>
-          <w:sz w:val="18"/>
-          <w:szCs w:val="18"/>
-        </w:rPr>
-        <w:t xml:space="preserve"> </w:t>
-      </w:r>
-      <w:r>
-        <w:rPr>
-          <w:i/>
-          <w:iCs/>
-          <w:color w:val="666666"/>
-          <w:sz w:val="18"/>
-          <w:szCs w:val="18"/>
-        </w:rPr>
-        <w:t>프로젝트를</w:t>
-      </w:r>
-      <w:r>
-        <w:rPr>
-          <w:i/>
-          <w:iCs/>
-          <w:color w:val="666666"/>
-          <w:sz w:val="18"/>
-          <w:szCs w:val="18"/>
-        </w:rPr>
-        <w:t xml:space="preserve"> </w:t>
-      </w:r>
-      <w:r>
-        <w:rPr>
-          <w:i/>
-          <w:iCs/>
-          <w:color w:val="666666"/>
-          <w:sz w:val="18"/>
-          <w:szCs w:val="18"/>
-        </w:rPr>
-        <w:t>열든</w:t>
-      </w:r>
-      <w:r>
-        <w:rPr>
-          <w:i/>
-          <w:iCs/>
-          <w:color w:val="666666"/>
-          <w:sz w:val="18"/>
-          <w:szCs w:val="18"/>
-        </w:rPr>
-        <w:t xml:space="preserve"> </w:t>
-      </w:r>
-      <w:r>
-        <w:rPr>
-          <w:i/>
-          <w:iCs/>
-          <w:color w:val="666666"/>
-          <w:sz w:val="18"/>
-          <w:szCs w:val="18"/>
-        </w:rPr>
-        <w:t>항상</w:t>
-      </w:r>
-      <w:r>
-        <w:rPr>
-          <w:i/>
-          <w:iCs/>
-          <w:color w:val="666666"/>
-          <w:sz w:val="18"/>
-          <w:szCs w:val="18"/>
-        </w:rPr>
-        <w:t xml:space="preserve"> </w:t>
-      </w:r>
-      <w:r>
-        <w:rPr>
-          <w:i/>
-          <w:iCs/>
-          <w:color w:val="666666"/>
-          <w:sz w:val="18"/>
-          <w:szCs w:val="18"/>
-        </w:rPr>
-        <w:t>적용되는</w:t>
-      </w:r>
-      <w:r>
-        <w:rPr>
-          <w:i/>
-          <w:iCs/>
-          <w:color w:val="666666"/>
-          <w:sz w:val="18"/>
-          <w:szCs w:val="18"/>
-        </w:rPr>
-        <w:t xml:space="preserve"> </w:t>
-      </w:r>
-      <w:r>
-        <w:rPr>
-          <w:i/>
-          <w:iCs/>
-          <w:color w:val="666666"/>
-          <w:sz w:val="18"/>
-          <w:szCs w:val="18"/>
-        </w:rPr>
-        <w:t>규칙</w:t>
-      </w:r>
-    </w:p>
-    <w:p ns2:paraId="6391D036" ns2:textId="77777777">
+        <w:t xml:space="preserve"> </w:t>
+      </w:r>
+    </w:p>
+    <w:p ns2:paraId="6391D049" ns2:textId="77777777">
       <w:pPr>
         <w:spacing w:before="200" w:after="40"/>
       </w:pPr>
@@ -1394,24 +1681,59 @@
           <w:b/>
           <w:bCs/>
         </w:rPr>
-        <w:t>만든</w:t>
-      </w:r>
-      <w:r>
-        <w:rPr>
-          <w:b/>
-          <w:bCs/>
-        </w:rPr>
-        <w:t xml:space="preserve"> Rule </w:t>
-      </w:r>
-      <w:r>
-        <w:rPr>
-          <w:b/>
-          <w:bCs/>
-        </w:rPr>
-        <w:t>이름</w:t>
-      </w:r>
-    </w:p>
-    <w:p ns2:paraId="6391D037" ns2:textId="77777777">
+        <w:t>Prompt</w:t>
+      </w:r>
+      <w:r>
+        <w:rPr>
+          <w:b/>
+          <w:bCs/>
+        </w:rPr>
+        <w:t>가</w:t>
+      </w:r>
+      <w:r>
+        <w:rPr>
+          <w:b/>
+          <w:bCs/>
+        </w:rPr>
+        <w:t xml:space="preserve"> </w:t>
+      </w:r>
+      <w:r>
+        <w:rPr>
+          <w:b/>
+          <w:bCs/>
+        </w:rPr>
+        <w:t>실제로</w:t>
+      </w:r>
+      <w:r>
+        <w:rPr>
+          <w:b/>
+          <w:bCs/>
+        </w:rPr>
+        <w:t xml:space="preserve"> </w:t>
+      </w:r>
+      <w:r>
+        <w:rPr>
+          <w:b/>
+          <w:bCs/>
+        </w:rPr>
+        <w:t>호출된</w:t>
+      </w:r>
+      <w:r>
+        <w:rPr>
+          <w:b/>
+          <w:bCs/>
+        </w:rPr>
+        <w:t xml:space="preserve"> </w:t>
+      </w:r>
+      <w:r>
+        <w:rPr>
+          <w:b/>
+          <w:bCs/>
+        </w:rPr>
+        <w:t>결과</w:t>
+      </w:r>
+    </w:p>
+    <w:p ns2:paraId="6391D04A" ns2:textId="77777777">
       <w:pPr>
         <w:pBdr>
           <w:bottom w:val="single" w:sz="4" w:space="4" w:color="999999"/>
@@ -1419,757 +1741,7 @@
         <w:spacing w:before="60" w:after="200"/>
       </w:pPr>
       <w:r>
-        <w:t>global-coding-standards.md</w:t>
-      </w:r>
-    </w:p>
-    <w:p ns2:paraId="6391D038" ns2:textId="77777777">
-      <w:pPr>
-        <w:spacing w:before="200" w:after="40"/>
-      </w:pPr>
-      <w:r>
-        <w:rPr>
-          <w:b/>
-          <w:bCs/>
-        </w:rPr>
-        <w:t>어떤</w:t>
-      </w:r>
-      <w:r>
-        <w:rPr>
-          <w:b/>
-          <w:bCs/>
-        </w:rPr>
-        <w:t xml:space="preserve"> </w:t>
-      </w:r>
-      <w:r>
-        <w:rPr>
-          <w:b/>
-          <w:bCs/>
-        </w:rPr>
-        <w:t>내용을</w:t>
-      </w:r>
-      <w:r>
-        <w:rPr>
-          <w:b/>
-          <w:bCs/>
-        </w:rPr>
-        <w:t xml:space="preserve"> </w:t>
-      </w:r>
-      <w:r>
-        <w:rPr>
-          <w:b/>
-          <w:bCs/>
-        </w:rPr>
-        <w:t>담았나요</w:t>
-      </w:r>
-      <w:r>
-        <w:rPr>
-          <w:b/>
-          <w:bCs/>
-        </w:rPr>
-        <w:t>?</w:t>
-      </w:r>
-    </w:p>
-    <w:p ns2:paraId="6391D039" ns2:textId="77777777">
-      <w:pPr>
-        <w:pBdr>
-          <w:bottom w:val="single" w:sz="4" w:space="4" w:color="999999"/>
-        </w:pBdr>
-        <w:spacing w:before="60" w:after="200"/>
-      </w:pPr>
-      <w:r>
-        <w:t>1) 모든 핵심 비동기 로직에 에러 처리(try-catch) 필수화</w:t>
-      </w:r>
-    </w:p>
-    <w:p ns2:paraId="6391D03A" ns2:textId="77777777">
-      <w:pPr>
-        <w:pBdr>
-          <w:bottom w:val="single" w:sz="4" w:space="4" w:color="999999"/>
-        </w:pBdr>
-        <w:spacing w:before="60" w:after="200"/>
-      </w:pPr>
-      <w:r>
-        <w:t>2) 직관적이고 친절한 한글 주석을 남기고, 의사결정 Rationale을 명시하도록 설정</w:t>
-      </w:r>
-    </w:p>
-    <w:p ns2:paraId="6391D03B" ns2:textId="77777777">
-      <w:pPr>
-        <w:pStyle w:val="2"/>
-        <w:pBdr>
-          <w:bottom w:val="single" w:sz="8" w:space="4" w:color="2E75B6"/>
-        </w:pBdr>
-      </w:pPr>
-      <w:r>
-        <w:t xml:space="preserve">5. invokable Prompt (Copilot </w:t>
-      </w:r>
-      <w:r>
-        <w:t>명칭</w:t>
-      </w:r>
-      <w:r>
-        <w:t>: Skills / Prompt files)</w:t>
-      </w:r>
-    </w:p>
-    <w:p ns2:paraId="6391D03C" ns2:textId="77777777">
-      <w:pPr>
-        <w:spacing w:after="40"/>
-      </w:pPr>
-      <w:r>
-        <w:rPr>
-          <w:i/>
-          <w:iCs/>
-          <w:color w:val="666666"/>
-          <w:sz w:val="18"/>
-          <w:szCs w:val="18"/>
-        </w:rPr>
-        <w:t>실습</w:t>
-      </w:r>
-      <w:r>
-        <w:rPr>
-          <w:i/>
-          <w:iCs/>
-          <w:color w:val="666666"/>
-          <w:sz w:val="18"/>
-          <w:szCs w:val="18"/>
-        </w:rPr>
-        <w:t xml:space="preserve"> 2</w:t>
-      </w:r>
-      <w:r>
-        <w:rPr>
-          <w:i/>
-          <w:iCs/>
-          <w:color w:val="666666"/>
-          <w:sz w:val="18"/>
-          <w:szCs w:val="18"/>
-        </w:rPr>
-        <w:t>에서</w:t>
-      </w:r>
-      <w:r>
-        <w:rPr>
-          <w:i/>
-          <w:iCs/>
-          <w:color w:val="666666"/>
-          <w:sz w:val="18"/>
-          <w:szCs w:val="18"/>
-        </w:rPr>
-        <w:t xml:space="preserve"> </w:t>
-      </w:r>
-      <w:r>
-        <w:rPr>
-          <w:i/>
-          <w:iCs/>
-          <w:color w:val="666666"/>
-          <w:sz w:val="18"/>
-          <w:szCs w:val="18"/>
-        </w:rPr>
-        <w:t>배운</w:t>
-      </w:r>
-      <w:r>
-        <w:rPr>
-          <w:i/>
-          <w:iCs/>
-          <w:color w:val="666666"/>
-          <w:sz w:val="18"/>
-          <w:szCs w:val="18"/>
-        </w:rPr>
-        <w:t xml:space="preserve"> .continue/prompts/ </w:t>
-      </w:r>
-      <w:r>
-        <w:rPr>
-          <w:i/>
-          <w:iCs/>
-          <w:color w:val="666666"/>
-          <w:sz w:val="18"/>
-          <w:szCs w:val="18"/>
-        </w:rPr>
-        <w:t>에</w:t>
-      </w:r>
-      <w:r>
-        <w:rPr>
-          <w:i/>
-          <w:iCs/>
-          <w:color w:val="666666"/>
-          <w:sz w:val="18"/>
-          <w:szCs w:val="18"/>
-        </w:rPr>
-        <w:t xml:space="preserve"> </w:t>
-      </w:r>
-      <w:r>
-        <w:rPr>
-          <w:i/>
-          <w:iCs/>
-          <w:color w:val="666666"/>
-          <w:sz w:val="18"/>
-          <w:szCs w:val="18"/>
-        </w:rPr>
-        <w:t>만든</w:t>
-      </w:r>
-      <w:r>
-        <w:rPr>
-          <w:i/>
-          <w:iCs/>
-          <w:color w:val="666666"/>
-          <w:sz w:val="18"/>
-          <w:szCs w:val="18"/>
-        </w:rPr>
-        <w:t>, /</w:t>
-      </w:r>
-      <w:r>
-        <w:rPr>
-          <w:i/>
-          <w:iCs/>
-          <w:color w:val="666666"/>
-          <w:sz w:val="18"/>
-          <w:szCs w:val="18"/>
-        </w:rPr>
-        <w:t>이름</w:t>
-      </w:r>
-      <w:r>
-        <w:rPr>
-          <w:i/>
-          <w:iCs/>
-          <w:color w:val="666666"/>
-          <w:sz w:val="18"/>
-          <w:szCs w:val="18"/>
-        </w:rPr>
-        <w:t xml:space="preserve"> </w:t>
-      </w:r>
-      <w:r>
-        <w:rPr>
-          <w:i/>
-          <w:iCs/>
-          <w:color w:val="666666"/>
-          <w:sz w:val="18"/>
-          <w:szCs w:val="18"/>
-        </w:rPr>
-        <w:t>으로</w:t>
-      </w:r>
-      <w:r>
-        <w:rPr>
-          <w:i/>
-          <w:iCs/>
-          <w:color w:val="666666"/>
-          <w:sz w:val="18"/>
-          <w:szCs w:val="18"/>
-        </w:rPr>
-        <w:t xml:space="preserve"> </w:t>
-      </w:r>
-      <w:r>
-        <w:rPr>
-          <w:i/>
-          <w:iCs/>
-          <w:color w:val="666666"/>
-          <w:sz w:val="18"/>
-          <w:szCs w:val="18"/>
-        </w:rPr>
-        <w:t>호출하는</w:t>
-      </w:r>
-      <w:r>
-        <w:rPr>
-          <w:i/>
-          <w:iCs/>
-          <w:color w:val="666666"/>
-          <w:sz w:val="18"/>
-          <w:szCs w:val="18"/>
-        </w:rPr>
-        <w:t xml:space="preserve"> </w:t>
-      </w:r>
-      <w:r>
-        <w:rPr>
-          <w:i/>
-          <w:iCs/>
-          <w:color w:val="666666"/>
-          <w:sz w:val="18"/>
-          <w:szCs w:val="18"/>
-        </w:rPr>
-        <w:t>재사용</w:t>
-      </w:r>
-      <w:r>
-        <w:rPr>
-          <w:i/>
-          <w:iCs/>
-          <w:color w:val="666666"/>
-          <w:sz w:val="18"/>
-          <w:szCs w:val="18"/>
-        </w:rPr>
-        <w:t xml:space="preserve"> </w:t>
-      </w:r>
-      <w:r>
-        <w:rPr>
-          <w:i/>
-          <w:iCs/>
-          <w:color w:val="666666"/>
-          <w:sz w:val="18"/>
-          <w:szCs w:val="18"/>
-        </w:rPr>
-        <w:t>명령</w:t>
-      </w:r>
-    </w:p>
-    <w:p ns2:paraId="6391D03D" ns2:textId="77777777">
-      <w:pPr>
-        <w:spacing w:before="200" w:after="40"/>
-      </w:pPr>
-      <w:r>
-        <w:rPr>
-          <w:b/>
-          <w:bCs/>
-        </w:rPr>
-        <w:t>만든</w:t>
-      </w:r>
-      <w:r>
-        <w:rPr>
-          <w:b/>
-          <w:bCs/>
-        </w:rPr>
-        <w:t xml:space="preserve"> Prompt </w:t>
-      </w:r>
-      <w:r>
-        <w:rPr>
-          <w:b/>
-          <w:bCs/>
-        </w:rPr>
-        <w:t>이름</w:t>
-      </w:r>
-    </w:p>
-    <w:p ns2:paraId="6391D03E" ns2:textId="77777777">
-      <w:pPr>
-        <w:pBdr>
-          <w:bottom w:val="single" w:sz="4" w:space="4" w:color="999999"/>
-        </w:pBdr>
-        <w:spacing w:before="60" w:after="200"/>
-      </w:pPr>
-      <w:r>
-        <w:t>/create-sync-handler</w:t>
-      </w:r>
-    </w:p>
-    <w:p ns2:paraId="6391D03F" ns2:textId="77777777">
-      <w:pPr>
-        <w:spacing w:before="200" w:after="40"/>
-      </w:pPr>
-      <w:r>
-        <w:rPr>
-          <w:b/>
-          <w:bCs/>
-        </w:rPr>
-        <w:t>언제</w:t>
-      </w:r>
-      <w:r>
-        <w:rPr>
-          <w:b/>
-          <w:bCs/>
-        </w:rPr>
-        <w:t>(</w:t>
-      </w:r>
-      <w:r>
-        <w:rPr>
-          <w:b/>
-          <w:bCs/>
-        </w:rPr>
-        <w:t>어떤</w:t>
-      </w:r>
-      <w:r>
-        <w:rPr>
-          <w:b/>
-          <w:bCs/>
-        </w:rPr>
-        <w:t xml:space="preserve"> </w:t>
-      </w:r>
-      <w:r>
-        <w:rPr>
-          <w:b/>
-          <w:bCs/>
-        </w:rPr>
-        <w:t>반복</w:t>
-      </w:r>
-      <w:r>
-        <w:rPr>
-          <w:b/>
-          <w:bCs/>
-        </w:rPr>
-        <w:t xml:space="preserve"> </w:t>
-      </w:r>
-      <w:r>
-        <w:rPr>
-          <w:b/>
-          <w:bCs/>
-        </w:rPr>
-        <w:t>작업에</w:t>
-      </w:r>
-      <w:r>
-        <w:rPr>
-          <w:b/>
-          <w:bCs/>
-        </w:rPr>
-        <w:t xml:space="preserve">) </w:t>
-      </w:r>
-      <w:r>
-        <w:rPr>
-          <w:b/>
-          <w:bCs/>
-        </w:rPr>
-        <w:t>사용하나요</w:t>
-      </w:r>
-      <w:r>
-        <w:rPr>
-          <w:b/>
-          <w:bCs/>
-        </w:rPr>
-        <w:t>?</w:t>
-      </w:r>
-    </w:p>
-    <w:p ns2:paraId="6391D040" ns2:textId="77777777">
-      <w:pPr>
-        <w:pBdr>
-          <w:bottom w:val="single" w:sz="4" w:space="4" w:color="999999"/>
-        </w:pBdr>
-        <w:spacing w:before="60" w:after="200"/>
-      </w:pPr>
-      <w:r>
-        <w:t>- 새로운 스케줄 등록 시 D1 데이터 저장과 Google Sheets/Calendar API 연동 비동기 처리 코드를 빌드할 때 사용</w:t>
-      </w:r>
-    </w:p>
-    <w:p ns2:paraId="6391D041" ns2:textId="77777777">
-      <w:pPr>
-        <w:pBdr>
-          <w:bottom w:val="single" w:sz="4" w:space="4" w:color="999999"/>
-        </w:pBdr>
-        <w:spacing w:before="60" w:after="200"/>
-      </w:pPr>
-      <w:r>
-        <w:t>- API 호출 에러 핸들링 및 sync_failed 상태 로깅 코드를 자동 생성하기 위해 사용</w:t>
-      </w:r>
-    </w:p>
-    <w:p ns2:paraId="6391D042" ns2:textId="77777777">
-      <w:pPr>
-        <w:spacing w:before="200" w:after="40"/>
-      </w:pPr>
-      <w:r>
-        <w:rPr>
-          <w:b/>
-          <w:bCs/>
-        </w:rPr>
-        <w:t>실제</w:t>
-      </w:r>
-      <w:r>
-        <w:rPr>
-          <w:b/>
-          <w:bCs/>
-        </w:rPr>
-        <w:t xml:space="preserve"> </w:t>
-      </w:r>
-      <w:r>
-        <w:rPr>
-          <w:b/>
-          <w:bCs/>
-        </w:rPr>
-        <w:t>호출</w:t>
-      </w:r>
-      <w:r>
-        <w:rPr>
-          <w:b/>
-          <w:bCs/>
-        </w:rPr>
-        <w:t xml:space="preserve"> </w:t>
-      </w:r>
-      <w:r>
-        <w:rPr>
-          <w:b/>
-          <w:bCs/>
-        </w:rPr>
-        <w:t>예시</w:t>
-      </w:r>
-    </w:p>
-    <w:p ns2:paraId="6391D043" ns2:textId="77777777">
-      <w:pPr>
-        <w:pBdr>
-          <w:bottom w:val="single" w:sz="4" w:space="4" w:color="999999"/>
-        </w:pBdr>
-        <w:spacing w:before="60" w:after="200"/>
-      </w:pPr>
-      <w:r>
-        <w:t>/create-sync-handler [엔티티명: schedules] [동기화대상: sheets, calendar]</w:t>
-      </w:r>
-    </w:p>
-    <w:p ns2:paraId="6391D044" ns2:textId="77777777">
-      <w:pPr>
-        <w:pBdr>
-          <w:bottom w:val="single" w:sz="4" w:space="4" w:color="999999"/>
-        </w:pBdr>
-        <w:spacing w:before="60" w:after="200"/>
-      </w:pPr>
-      <w:r>
-        <w:t xml:space="preserve"> </w:t>
-      </w:r>
-    </w:p>
-    <w:p ns2:paraId="6391D045" ns2:textId="77777777">
-      <w:pPr>
-        <w:pStyle w:val="2"/>
-        <w:pBdr>
-          <w:bottom w:val="single" w:sz="8" w:space="4" w:color="2E75B6"/>
-        </w:pBdr>
-      </w:pPr>
-      <w:r>
-        <w:t xml:space="preserve">6. </w:t>
-      </w:r>
-      <w:r>
-        <w:t>실행</w:t>
-      </w:r>
-      <w:r>
-        <w:t xml:space="preserve"> </w:t>
-      </w:r>
-      <w:r>
-        <w:t>확인</w:t>
-      </w:r>
-      <w:r>
-        <w:t xml:space="preserve"> </w:t>
-      </w:r>
-      <w:r>
-        <w:t>결과</w:t>
-      </w:r>
-    </w:p>
-    <w:p ns2:paraId="6391D046" ns2:textId="77777777">
-      <w:pPr>
-        <w:spacing w:before="200" w:after="40"/>
-      </w:pPr>
-      <w:r>
-        <w:rPr>
-          <w:b/>
-          <w:bCs/>
-        </w:rPr>
-        <w:lastRenderedPageBreak/>
-        <w:t>Rule</w:t>
-      </w:r>
-      <w:r>
-        <w:rPr>
-          <w:b/>
-          <w:bCs/>
-        </w:rPr>
-        <w:t>이</w:t>
-      </w:r>
-      <w:r>
-        <w:rPr>
-          <w:b/>
-          <w:bCs/>
-        </w:rPr>
-        <w:t xml:space="preserve"> </w:t>
-      </w:r>
-      <w:r>
-        <w:rPr>
-          <w:b/>
-          <w:bCs/>
-        </w:rPr>
-        <w:t>실제로</w:t>
-      </w:r>
-      <w:r>
-        <w:rPr>
-          <w:b/>
-          <w:bCs/>
-        </w:rPr>
-        <w:t xml:space="preserve"> </w:t>
-      </w:r>
-      <w:r>
-        <w:rPr>
-          <w:b/>
-          <w:bCs/>
-        </w:rPr>
-        <w:t>적용된</w:t>
-      </w:r>
-      <w:r>
-        <w:rPr>
-          <w:b/>
-          <w:bCs/>
-        </w:rPr>
-        <w:t xml:space="preserve"> </w:t>
-      </w:r>
-      <w:r>
-        <w:rPr>
-          <w:b/>
-          <w:bCs/>
-        </w:rPr>
-        <w:t>결과</w:t>
-      </w:r>
-      <w:r>
-        <w:rPr>
-          <w:b/>
-          <w:bCs/>
-        </w:rPr>
-        <w:t xml:space="preserve"> (</w:t>
-      </w:r>
-      <w:r>
-        <w:rPr>
-          <w:b/>
-          <w:bCs/>
-        </w:rPr>
-        <w:t>무엇이</w:t>
-      </w:r>
-      <w:r>
-        <w:rPr>
-          <w:b/>
-          <w:bCs/>
-        </w:rPr>
-        <w:t xml:space="preserve"> </w:t>
-      </w:r>
-      <w:r>
-        <w:rPr>
-          <w:b/>
-          <w:bCs/>
-        </w:rPr>
-        <w:t>참조되었는지</w:t>
-      </w:r>
-      <w:r>
-        <w:rPr>
-          <w:b/>
-          <w:bCs/>
-        </w:rPr>
-        <w:t xml:space="preserve">, </w:t>
-      </w:r>
-      <w:r>
-        <w:rPr>
-          <w:b/>
-          <w:bCs/>
-        </w:rPr>
-        <w:t>화면</w:t>
-      </w:r>
-      <w:r>
-        <w:rPr>
-          <w:b/>
-          <w:bCs/>
-        </w:rPr>
-        <w:t xml:space="preserve"> </w:t>
-      </w:r>
-      <w:r>
-        <w:rPr>
-          <w:b/>
-          <w:bCs/>
-        </w:rPr>
-        <w:t>캡처</w:t>
-      </w:r>
-      <w:r>
-        <w:rPr>
-          <w:b/>
-          <w:bCs/>
-        </w:rPr>
-        <w:t xml:space="preserve"> </w:t>
-      </w:r>
-      <w:r>
-        <w:rPr>
-          <w:b/>
-          <w:bCs/>
-        </w:rPr>
-        <w:t>첨부</w:t>
-      </w:r>
-      <w:r>
-        <w:rPr>
-          <w:b/>
-          <w:bCs/>
-        </w:rPr>
-        <w:t xml:space="preserve"> </w:t>
-      </w:r>
-      <w:r>
-        <w:rPr>
-          <w:b/>
-          <w:bCs/>
-        </w:rPr>
-        <w:t>가능</w:t>
-      </w:r>
-      <w:r>
-        <w:rPr>
-          <w:b/>
-          <w:bCs/>
-        </w:rPr>
-        <w:t>)</w:t>
-      </w:r>
-    </w:p>
-    <w:p ns2:paraId="6391D047" ns2:textId="77777777">
-      <w:pPr>
-        <w:pBdr>
-          <w:bottom w:val="single" w:sz="4" w:space="4" w:color="999999"/>
-        </w:pBdr>
-        <w:spacing w:before="60" w:after="200"/>
-      </w:pPr>
-      <w:r>
-        <w:t>- 워크스페이스 규칙(js-scheduler-rules.md)을 참조하여 Cloudflare의 context.env.DB 바인딩 쿼리와 코랄 테마 UI를 일관성 있게 자동 생성함</w:t>
-      </w:r>
-    </w:p>
-    <w:p ns2:paraId="6391D048" ns2:textId="77777777">
-      <w:pPr>
-        <w:pBdr>
-          <w:bottom w:val="single" w:sz="4" w:space="4" w:color="999999"/>
-        </w:pBdr>
-        <w:spacing w:before="60" w:after="200"/>
-      </w:pPr>
-      <w:r>
-        <w:t xml:space="preserve"> </w:t>
-      </w:r>
-    </w:p>
-    <w:p ns2:paraId="6391D049" ns2:textId="77777777">
-      <w:pPr>
-        <w:spacing w:before="200" w:after="40"/>
-      </w:pPr>
-      <w:r>
-        <w:rPr>
-          <w:b/>
-          <w:bCs/>
-        </w:rPr>
-        <w:t>Prompt</w:t>
-      </w:r>
-      <w:r>
-        <w:rPr>
-          <w:b/>
-          <w:bCs/>
-        </w:rPr>
-        <w:t>가</w:t>
-      </w:r>
-      <w:r>
-        <w:rPr>
-          <w:b/>
-          <w:bCs/>
-        </w:rPr>
-        <w:t xml:space="preserve"> </w:t>
-      </w:r>
-      <w:r>
-        <w:rPr>
-          <w:b/>
-          <w:bCs/>
-        </w:rPr>
-        <w:t>실제로</w:t>
-      </w:r>
-      <w:r>
-        <w:rPr>
-          <w:b/>
-          <w:bCs/>
-        </w:rPr>
-        <w:t xml:space="preserve"> </w:t>
-      </w:r>
-      <w:r>
-        <w:rPr>
-          <w:b/>
-          <w:bCs/>
-        </w:rPr>
-        <w:t>호출된</w:t>
-      </w:r>
-      <w:r>
-        <w:rPr>
-          <w:b/>
-          <w:bCs/>
-        </w:rPr>
-        <w:t xml:space="preserve"> </w:t>
-      </w:r>
-      <w:r>
-        <w:rPr>
-          <w:b/>
-          <w:bCs/>
-        </w:rPr>
-        <w:t>결과</w:t>
-      </w:r>
-    </w:p>
-    <w:p ns2:paraId="6391D04A" ns2:textId="77777777">
-      <w:pPr>
-        <w:pBdr>
-          <w:bottom w:val="single" w:sz="4" w:space="4" w:color="999999"/>
-        </w:pBdr>
-        <w:spacing w:before="60" w:after="200"/>
-      </w:pPr>
-      <w:r>
-        <w:t>- /create-sync-handler 명령어 실행을 통해 D1 트랜잭션 후 Google 동기화 실패 시 에러 상태를 복구할 수 있는 예외 처리 코드 블록을 즉시 자동 구현함</w:t>
+        <w:t xml:space="preserve"> </w:t>
       </w:r>
     </w:p>
     <w:p ns2:paraId="6391D04B" ns2:textId="77777777">
